--- a/human/tasks/A-06/summary.docx
+++ b/human/tasks/A-06/summary.docx
@@ -202,7 +202,12 @@
     </w:p>
     <w:p>
       <w:r>
-        <w:t>累计56/71包规范化，余15，下一W-02。A-06业务仍WAIT_DEP、真实范围关闭未执行；全部任务整理后仍需完成根目录人类层/Agent层物理迁移及运行引用验证。</w:t>
+        <w:t>规范化71/71包、根目录迁移19/19项完成；每包Word由Agent源生成。</w:t>
+      </w:r>
+    </w:p>
+    <w:p>
+      <w:r>
+        <w:t>业务状态WAIT_DEP，原签收与未交付项不变；后续按注册表和实际依赖推进。</w:t>
       </w:r>
     </w:p>
     <w:p>
